--- a/6. Documentation With Templates/LCP04_FSRS/LCP04-AIRBAG-ECU-001_FSRS_v100.docx
+++ b/6. Documentation With Templates/LCP04_FSRS/LCP04-AIRBAG-ECU-001_FSRS_v100.docx
@@ -17920,7 +17920,10 @@
           </w:tcPr>
           <w:p>
             <w:r>
-              <w:t>LCP04-AIRBAG-ECU-001_FSRS_v100.docx</w:t>
+              <w:t>Safety_Req_Specification_V1</w:t>
+            </w:r>
+            <w:r>
+              <w:t>.docx</w:t>
             </w:r>
           </w:p>
         </w:tc>
@@ -17968,7 +17971,7 @@
           </w:tcPr>
           <w:p>
             <w:r>
-              <w:t>Version 1.00 — Initial release of the Functional Safety Requirements Specification (FSRS / LCP04) for the Airbag ECU project. Derived from HARA (LCP03). Covers requirements FSR-01 through FSR-22, safety constraints SC-01–SC-09, timing requirements, safe states SS-01–SS-05, interface definitions, and requirement traceability matrix. Based on confirmed dual-channel Arduino Due laboratory implementation. Classified ASIL D / SIL 3.</w:t>
+              <w:t>Version 1.00 — Initial release of the Functional Safety Requirements Specification (FSRS / LCP04) for the Airbag ECU project.</w:t>
             </w:r>
           </w:p>
         </w:tc>

--- a/6. Documentation With Templates/LCP04_FSRS/LCP04-AIRBAG-ECU-001_FSRS_v100.docx
+++ b/6. Documentation With Templates/LCP04_FSRS/LCP04-AIRBAG-ECU-001_FSRS_v100.docx
@@ -433,7 +433,28 @@
           </w:tcPr>
           <w:p>
             <w:r>
-              <w:t>Fateme, Mobina, Alita</w:t>
+              <w:t>Fateme Hosseinzadeh</w:t>
+            </w:r>
+            <w:r>
+              <w:t xml:space="preserve">, </w:t>
+            </w:r>
+            <w:r>
+              <w:t>Mobina Ketabi</w:t>
+            </w:r>
+            <w:r>
+              <w:t xml:space="preserve">, </w:t>
+            </w:r>
+            <w:r>
+              <w:t>Thirthashri Gowli Ganesh</w:t>
+            </w:r>
+            <w:r>
+              <w:t xml:space="preserve">, </w:t>
+            </w:r>
+            <w:r>
+              <w:br/>
+            </w:r>
+            <w:r>
+              <w:t>Alita Shrestha</w:t>
             </w:r>
           </w:p>
         </w:tc>
@@ -5183,6 +5204,7 @@
                 <w:b/>
                 <w:bCs/>
               </w:rPr>
+              <w:lastRenderedPageBreak/>
               <w:t>HARA</w:t>
             </w:r>
           </w:p>
@@ -5235,7 +5257,6 @@
                 <w:b/>
                 <w:bCs/>
               </w:rPr>
-              <w:lastRenderedPageBreak/>
               <w:t>HW</w:t>
             </w:r>
           </w:p>
